--- a/resources/exemple/contenus/Câble U1000RO2V 4x6mm².docx
+++ b/resources/exemple/contenus/Câble U1000RO2V 4x6mm².docx
@@ -89,6 +89,7 @@
           <w:lang w:eastAsia="fr-FR"/>
           <w14:ligatures w14:val="none"/>
         </w:rPr>
+        <w:lastRenderedPageBreak/>
         <w:drawing>
           <wp:inline distT="0" distB="0" distL="0" distR="0" wp14:anchorId="369C9611" wp14:editId="3035D16F">
             <wp:extent cx="6541770" cy="9190355"/>
@@ -156,6 +157,7 @@
           <w:lang w:eastAsia="fr-FR"/>
           <w14:ligatures w14:val="none"/>
         </w:rPr>
+        <w:lastRenderedPageBreak/>
         <w:drawing>
           <wp:inline distT="0" distB="0" distL="0" distR="0" wp14:anchorId="1BB05F33" wp14:editId="5840F321">
             <wp:extent cx="6541770" cy="9220200"/>
@@ -205,8 +207,6 @@
           </wp:inline>
         </w:drawing>
       </w:r>
-    </w:p>
-    <w:p>
       <w:bookmarkStart w:id="0" w:name="_GoBack"/>
       <w:bookmarkEnd w:id="0"/>
     </w:p>
